--- a/FASE 2/Evidencias Grupales/2.4_GuiaEstudiante_Fase 2_DesarrolloProyecto APT (Español).docx
+++ b/FASE 2/Evidencias Grupales/2.4_GuiaEstudiante_Fase 2_DesarrolloProyecto APT (Español).docx
@@ -636,7 +636,7 @@
                 <w:color w:val="000000"/>
                 <w:sz w:val="20"/>
               </w:rPr>
-              <w:t>Borrador en construcción — actualizado al 15-09-2026.</w:t>
+              <w:t>Borrador en construcción — actualizado al 21-09-2026.</w:t>
             </w:r>
           </w:p>
           <w:p>
@@ -685,7 +685,7 @@
                 <w:color w:val="000000"/>
                 <w:sz w:val="20"/>
               </w:rPr>
-              <w:t xml:space="preserve">Documento de Arquitectura del Sistema (DAS) v1.2: </w:t>
+              <w:t xml:space="preserve">Documento de Arquitectura del Sistema (DAS) v1.7: </w:t>
             </w:r>
             <w:r>
               <w:rPr>
@@ -715,7 +715,7 @@
                 <w:color w:val="000000"/>
                 <w:sz w:val="20"/>
               </w:rPr>
-              <w:t>se definió el modelo relacional completo del MVP (8 tablas) con su diccionario de datos, restricciones, índices y reglas de integridad referencial. Esto avanza el objetivo específico "Diseñar un modelo de datos relacional y escalable en MySQL".</w:t>
+              <w:t>se definió el modelo relacional completo del MVP (12 tablas, incluidas las de reservas, la de códigos de recuperación de contraseña y la de información de salud) con su diccionario de datos, restricciones, índices y reglas de integridad referencial. Esto avanza el objetivo específico "Diseñar un modelo de datos relacional y escalable en MySQL".</w:t>
             </w:r>
           </w:p>
           <w:p>
@@ -826,6 +826,50 @@
                 <w:sz w:val="20"/>
               </w:rPr>
               <w:t>se incorporó al Product Backlog un módulo básico de reservas (épica E7, FS-HU-13 y FS-HU-14); ver sección 3.</w:t>
+            </w:r>
+          </w:p>
+          <w:p>
+            <w:pPr>
+              <w:spacing w:after="80"/>
+            </w:pPr>
+            <w:r>
+              <w:rPr>
+                <w:rFonts w:ascii="Calibri" w:hAnsi="Calibri"/>
+                <w:b/>
+                <w:color w:val="000000"/>
+                <w:sz w:val="20"/>
+              </w:rPr>
+              <w:t xml:space="preserve">Acceso a la cuenta (Sprint 2): </w:t>
+            </w:r>
+            <w:r>
+              <w:rPr>
+                <w:rFonts w:ascii="Calibri" w:hAnsi="Calibri"/>
+                <w:color w:val="000000"/>
+                <w:sz w:val="20"/>
+              </w:rPr>
+              <w:t>a partir del diseño de las pantallas de acceso con la identidad visual de FitSearch (logo, paleta azul y naranja), se incorporaron FS-HU-15 (recuperar contraseña por correo), FS-HU-16 (acceso con Google) y FS-HU-17 (registro con rol y opción "Recordarme"). Al 21-09-2026 están implementadas FS-HU-15 y FS-HU-17 con la nueva interfaz, y seis casos de prueba manuales aprobados (CP-008 a CP-013); ver sección 3.</w:t>
+            </w:r>
+          </w:p>
+          <w:p>
+            <w:pPr>
+              <w:spacing w:after="80"/>
+            </w:pPr>
+            <w:r>
+              <w:rPr>
+                <w:rFonts w:ascii="Calibri" w:hAnsi="Calibri"/>
+                <w:b/>
+                <w:color w:val="000000"/>
+                <w:sz w:val="20"/>
+              </w:rPr>
+              <w:t xml:space="preserve">Perfil del usuario (Sprint 2): </w:t>
+            </w:r>
+            <w:r>
+              <w:rPr>
+                <w:rFonts w:ascii="Calibri" w:hAnsi="Calibri"/>
+                <w:color w:val="000000"/>
+                <w:sz w:val="20"/>
+              </w:rPr>
+              <w:t>se construyó un asistente de 4 pasos (datos personales, objetivos y estilo de vida, información de salud y cierre con el requerimiento calórico estimado) y un resumen del perfil con "Editar" por sección, en computador y celular, con las historias nuevas FS-HU-18 y FS-HU-19. El registro se simplificó para que tenga el mismo formato que el inicio de sesión. El sistema suma 91 pruebas automatizadas (58 en el backend y 33 en el frontend) y 19 casos de prueba manuales aprobados.</w:t>
             </w:r>
           </w:p>
         </w:tc>
@@ -2572,7 +2616,7 @@
                 <w:color w:val="000000"/>
                 <w:sz w:val="16"/>
               </w:rPr>
-              <w:t>Actividad agregada: evidencia del Informe de Avance (semana 9). Versión 1.2 completada.</w:t>
+              <w:t>Actividad agregada: evidencia del Informe de Avance (semana 9). Versión 1.6 completada.</w:t>
             </w:r>
           </w:p>
         </w:tc>
@@ -4771,6 +4815,320 @@
                 <w:sz w:val="16"/>
               </w:rPr>
               <w:t>Actividad agregada: épica E7 Reservas.</w:t>
+            </w:r>
+          </w:p>
+        </w:tc>
+      </w:tr>
+      <w:tr>
+        <w:trPr>
+          <w:trHeight w:val="2410"/>
+        </w:trPr>
+        <w:tc>
+          <w:tcPr>
+            <w:tcW w:w="1328" w:type="dxa"/>
+          </w:tcPr>
+          <w:p>
+            <w:pPr>
+              <w:spacing w:after="80"/>
+              <w:jc w:val="both"/>
+            </w:pPr>
+            <w:r>
+              <w:rPr>
+                <w:rFonts w:ascii="Calibri" w:hAnsi="Calibri"/>
+                <w:color w:val="000000"/>
+                <w:sz w:val="16"/>
+              </w:rPr>
+              <w:t>C3/C4</w:t>
+            </w:r>
+          </w:p>
+        </w:tc>
+        <w:tc>
+          <w:tcPr>
+            <w:tcW w:w="1077" w:type="dxa"/>
+          </w:tcPr>
+          <w:p>
+            <w:pPr>
+              <w:spacing w:after="80"/>
+              <w:jc w:val="both"/>
+            </w:pPr>
+            <w:r>
+              <w:rPr>
+                <w:rFonts w:ascii="Calibri" w:hAnsi="Calibri"/>
+                <w:color w:val="000000"/>
+                <w:sz w:val="16"/>
+              </w:rPr>
+              <w:t>Acceso a la cuenta e identidad visual (FS-HU-15, FS-HU-16 y FS-HU-17)</w:t>
+            </w:r>
+          </w:p>
+        </w:tc>
+        <w:tc>
+          <w:tcPr>
+            <w:tcW w:w="1276" w:type="dxa"/>
+          </w:tcPr>
+          <w:p>
+            <w:pPr>
+              <w:spacing w:after="80"/>
+              <w:jc w:val="both"/>
+            </w:pPr>
+            <w:r>
+              <w:rPr>
+                <w:rFonts w:ascii="Calibri" w:hAnsi="Calibri"/>
+                <w:color w:val="000000"/>
+                <w:sz w:val="16"/>
+              </w:rPr>
+              <w:t>Node.js, React, MySQL, Nodemailer (SMTP), Google Identity Services</w:t>
+            </w:r>
+          </w:p>
+        </w:tc>
+        <w:tc>
+          <w:tcPr>
+            <w:tcW w:w="1276" w:type="dxa"/>
+          </w:tcPr>
+          <w:p>
+            <w:pPr>
+              <w:spacing w:after="80"/>
+              <w:jc w:val="both"/>
+            </w:pPr>
+            <w:r>
+              <w:rPr>
+                <w:rFonts w:ascii="Calibri" w:hAnsi="Calibri"/>
+                <w:color w:val="000000"/>
+                <w:sz w:val="16"/>
+              </w:rPr>
+              <w:t>Semanas 7-8</w:t>
+            </w:r>
+          </w:p>
+        </w:tc>
+        <w:tc>
+          <w:tcPr>
+            <w:tcW w:w="1275" w:type="dxa"/>
+          </w:tcPr>
+          <w:p>
+            <w:pPr>
+              <w:spacing w:after="80"/>
+              <w:jc w:val="both"/>
+            </w:pPr>
+            <w:r>
+              <w:rPr>
+                <w:rFonts w:ascii="Calibri" w:hAnsi="Calibri"/>
+                <w:color w:val="000000"/>
+                <w:sz w:val="16"/>
+              </w:rPr>
+              <w:t>Por asignar en la planificación del Sprint 2</w:t>
+            </w:r>
+          </w:p>
+        </w:tc>
+        <w:tc>
+          <w:tcPr>
+            <w:tcW w:w="1276" w:type="dxa"/>
+          </w:tcPr>
+          <w:p>
+            <w:pPr>
+              <w:spacing w:after="80"/>
+              <w:jc w:val="both"/>
+            </w:pPr>
+            <w:r>
+              <w:rPr>
+                <w:rFonts w:ascii="Calibri" w:hAnsi="Calibri"/>
+                <w:color w:val="000000"/>
+                <w:sz w:val="16"/>
+              </w:rPr>
+              <w:t>Facilita: la base de autenticación del Sprint 1. Dificulta: el acceso con Google y el envío real de correos dependen de crear una cuenta de correo del proyecto, que aún no ha sido posible.</w:t>
+            </w:r>
+          </w:p>
+        </w:tc>
+        <w:tc>
+          <w:tcPr>
+            <w:tcW w:w="1418" w:type="dxa"/>
+          </w:tcPr>
+          <w:p>
+            <w:pPr>
+              <w:spacing w:after="80"/>
+              <w:jc w:val="both"/>
+            </w:pPr>
+            <w:r>
+              <w:rPr>
+                <w:rFonts w:ascii="Calibri" w:hAnsi="Calibri"/>
+                <w:color w:val="000000"/>
+                <w:sz w:val="16"/>
+              </w:rPr>
+              <w:t>En curso</w:t>
+            </w:r>
+          </w:p>
+        </w:tc>
+        <w:tc>
+          <w:tcPr>
+            <w:tcW w:w="850" w:type="dxa"/>
+          </w:tcPr>
+          <w:p>
+            <w:pPr>
+              <w:spacing w:after="80"/>
+              <w:jc w:val="both"/>
+            </w:pPr>
+            <w:r>
+              <w:rPr>
+                <w:rFonts w:ascii="Calibri" w:hAnsi="Calibri"/>
+                <w:color w:val="000000"/>
+                <w:sz w:val="16"/>
+              </w:rPr>
+              <w:t>Actividad agregada: historias nuevas de la épica E1 (DAS v1.6). Al 21-09-2026: identidad visual, registro con rol, "Recordarme" y recuperación de contraseña implementados y probados (CP-008 a CP-013); acceso con Google en espera.</w:t>
+            </w:r>
+          </w:p>
+        </w:tc>
+      </w:tr>
+      <w:tr>
+        <w:trPr>
+          <w:trHeight w:val="2410"/>
+        </w:trPr>
+        <w:tc>
+          <w:tcPr>
+            <w:tcW w:w="1328" w:type="dxa"/>
+          </w:tcPr>
+          <w:p>
+            <w:pPr>
+              <w:spacing w:after="80"/>
+              <w:jc w:val="both"/>
+            </w:pPr>
+            <w:r>
+              <w:rPr>
+                <w:rFonts w:ascii="Calibri" w:hAnsi="Calibri"/>
+                <w:color w:val="000000"/>
+                <w:sz w:val="16"/>
+              </w:rPr>
+              <w:t>C3/C4</w:t>
+            </w:r>
+          </w:p>
+        </w:tc>
+        <w:tc>
+          <w:tcPr>
+            <w:tcW w:w="1077" w:type="dxa"/>
+          </w:tcPr>
+          <w:p>
+            <w:pPr>
+              <w:spacing w:after="80"/>
+              <w:jc w:val="both"/>
+            </w:pPr>
+            <w:r>
+              <w:rPr>
+                <w:rFonts w:ascii="Calibri" w:hAnsi="Calibri"/>
+                <w:color w:val="000000"/>
+                <w:sz w:val="16"/>
+              </w:rPr>
+              <w:t>Asistente y resumen del perfil (FS-HU-02, FS-HU-18 y FS-HU-19)</w:t>
+            </w:r>
+          </w:p>
+        </w:tc>
+        <w:tc>
+          <w:tcPr>
+            <w:tcW w:w="1276" w:type="dxa"/>
+          </w:tcPr>
+          <w:p>
+            <w:pPr>
+              <w:spacing w:after="80"/>
+              <w:jc w:val="both"/>
+            </w:pPr>
+            <w:r>
+              <w:rPr>
+                <w:rFonts w:ascii="Calibri" w:hAnsi="Calibri"/>
+                <w:color w:val="000000"/>
+                <w:sz w:val="16"/>
+              </w:rPr>
+              <w:t>Node.js, React, MySQL</w:t>
+            </w:r>
+          </w:p>
+        </w:tc>
+        <w:tc>
+          <w:tcPr>
+            <w:tcW w:w="1276" w:type="dxa"/>
+          </w:tcPr>
+          <w:p>
+            <w:pPr>
+              <w:spacing w:after="80"/>
+              <w:jc w:val="both"/>
+            </w:pPr>
+            <w:r>
+              <w:rPr>
+                <w:rFonts w:ascii="Calibri" w:hAnsi="Calibri"/>
+                <w:color w:val="000000"/>
+                <w:sz w:val="16"/>
+              </w:rPr>
+              <w:t>Semanas 7-8</w:t>
+            </w:r>
+          </w:p>
+        </w:tc>
+        <w:tc>
+          <w:tcPr>
+            <w:tcW w:w="1275" w:type="dxa"/>
+          </w:tcPr>
+          <w:p>
+            <w:pPr>
+              <w:spacing w:after="80"/>
+              <w:jc w:val="both"/>
+            </w:pPr>
+            <w:r>
+              <w:rPr>
+                <w:rFonts w:ascii="Calibri" w:hAnsi="Calibri"/>
+                <w:color w:val="000000"/>
+                <w:sz w:val="16"/>
+              </w:rPr>
+              <w:t>Por asignar en la planificación del Sprint 2</w:t>
+            </w:r>
+          </w:p>
+        </w:tc>
+        <w:tc>
+          <w:tcPr>
+            <w:tcW w:w="1276" w:type="dxa"/>
+          </w:tcPr>
+          <w:p>
+            <w:pPr>
+              <w:spacing w:after="80"/>
+              <w:jc w:val="both"/>
+            </w:pPr>
+            <w:r>
+              <w:rPr>
+                <w:rFonts w:ascii="Calibri" w:hAnsi="Calibri"/>
+                <w:color w:val="000000"/>
+                <w:sz w:val="16"/>
+              </w:rPr>
+              <w:t>La información de salud es un dato sensible: se limita a opciones de catálogo y solo la consulta su dueño.</w:t>
+            </w:r>
+          </w:p>
+        </w:tc>
+        <w:tc>
+          <w:tcPr>
+            <w:tcW w:w="1418" w:type="dxa"/>
+          </w:tcPr>
+          <w:p>
+            <w:pPr>
+              <w:spacing w:after="80"/>
+              <w:jc w:val="both"/>
+            </w:pPr>
+            <w:r>
+              <w:rPr>
+                <w:rFonts w:ascii="Calibri" w:hAnsi="Calibri"/>
+                <w:color w:val="000000"/>
+                <w:sz w:val="16"/>
+              </w:rPr>
+              <w:t>En curso</w:t>
+            </w:r>
+          </w:p>
+        </w:tc>
+        <w:tc>
+          <w:tcPr>
+            <w:tcW w:w="850" w:type="dxa"/>
+          </w:tcPr>
+          <w:p>
+            <w:pPr>
+              <w:spacing w:after="80"/>
+              <w:jc w:val="both"/>
+            </w:pPr>
+            <w:r>
+              <w:rPr>
+                <w:rFonts w:ascii="Calibri" w:hAnsi="Calibri"/>
+                <w:color w:val="000000"/>
+                <w:sz w:val="16"/>
+              </w:rPr>
+              <w:t>Actividad agregada: historias nuevas de la épica E1 (DAS v1.7). Al 21-09-2026: implementadas y probadas (CP-014 a CP-019).</w:t>
             </w:r>
           </w:p>
         </w:tc>
@@ -6055,6 +6413,50 @@
                 <w:color w:val="000000"/>
                 <w:sz w:val="20"/>
               </w:rPr>
+              <w:t xml:space="preserve">Nuevas historias de acceso a la cuenta (épica E1): </w:t>
+            </w:r>
+            <w:r>
+              <w:rPr>
+                <w:rFonts w:ascii="Calibri" w:hAnsi="Calibri"/>
+                <w:color w:val="000000"/>
+                <w:sz w:val="20"/>
+              </w:rPr>
+              <w:t>al diseñar las pantallas de inicio de sesión, registro y recuperación de contraseña con la identidad visual de FitSearch, el Product Owner incorporó FS-HU-15 "Recuperar contraseña" (5 puntos, prioridad alta), FS-HU-16 "Acceso con Google" (5 puntos, prioridad media) y FS-HU-17 "Registro con rol y sesión recordada" (3 puntos, prioridad alta), todas en el Sprint 2. Sin recuperación de contraseña un usuario que la olvida pierde el acceso, y la elección de rol es necesaria para que los profesionales se registren antes de crear su perfil (FS-HU-04). Se descartaron el acceso con Apple y la casilla de términos y condiciones. El Product Backlog aumenta en 13 puntos y el Sprint 2 pasa de 15 a 28 puntos; si la capacidad del sprint no alcanza, FS-HU-16 (prioridad media) es la primera candidata a pasar al Sprint 3.</w:t>
+            </w:r>
+          </w:p>
+          <w:p>
+            <w:pPr>
+              <w:spacing w:after="80"/>
+            </w:pPr>
+            <w:r>
+              <w:rPr>
+                <w:rFonts w:ascii="Calibri" w:hAnsi="Calibri"/>
+                <w:b/>
+                <w:color w:val="000000"/>
+                <w:sz w:val="20"/>
+              </w:rPr>
+              <w:t xml:space="preserve">Perfil completo (épica E1): </w:t>
+            </w:r>
+            <w:r>
+              <w:rPr>
+                <w:rFonts w:ascii="Calibri" w:hAnsi="Calibri"/>
+                <w:color w:val="000000"/>
+                <w:sz w:val="20"/>
+              </w:rPr>
+              <w:t>a partir del diseño del perfil entregado por el Product Owner se incorporaron FS-HU-18 "Objetivos y estilo de vida" (3 puntos) y FS-HU-19 "Información de salud" (5 puntos), ambas de prioridad media y en el Sprint 2, que pasa de 28 a 36 puntos. El formulario del perfil se reemplazó por un asistente de 4 pasos y un resumen editable. Se descartaron el menú lateral y las fotografías del diseño (se usan degradados de la marca) y los campos de texto libre en la información de salud, por minimización de datos.</w:t>
+            </w:r>
+          </w:p>
+          <w:p>
+            <w:pPr>
+              <w:spacing w:after="80"/>
+            </w:pPr>
+            <w:r>
+              <w:rPr>
+                <w:rFonts w:ascii="Calibri" w:hAnsi="Calibri"/>
+                <w:b/>
+                <w:color w:val="000000"/>
+                <w:sz w:val="20"/>
+              </w:rPr>
               <w:t xml:space="preserve">Datos del perfil (FS-HU-02): </w:t>
             </w:r>
             <w:r>
@@ -6085,7 +6487,7 @@
                 <w:color w:val="000000"/>
                 <w:sz w:val="20"/>
               </w:rPr>
-              <w:t>la documentación del proyecto se trasladó al repositorio de GitHub siguiendo la estructura exigida por la asignatura (FASE 1, FASE 2 y FASE 3 con sus evidencias individuales, grupales y de proyecto), de modo que el código y todas las evidencias queden versionados en un solo lugar. Además se corrigieron nombres de archivos con tildes y extensiones duplicadas, y se eliminó una carpeta cuyo nombre impedía clonar el repositorio en Windows.</w:t>
+              <w:t>la documentación del proyecto se trasladó al repositorio de GitHub siguiendo la estructura exigida por la asignatura (FASE 1, FASE 2 y FASE 3 con sus evidencias individuales, grupales y de proyecto), de modo que el código y todas las evidencias queden versionados en un solo lugar. Además se corrigieron nombres de archivos con tildes y extensiones duplicadas, y se eliminó una carpeta cuyo nombre impedía clonar el repositorio en Windows. El 22-09-2026, por indicación del docente, el código de la aplicación (frontend, backend y shared) se trasladó a "FASE 2/Evidencias Proyecto/Evidencias de sistema" y las capturas de pantalla de cada sprint a "Evidencias de documentación", junto a los documentos de su sprint.</w:t>
             </w:r>
           </w:p>
           <w:p>
@@ -6379,7 +6781,7 @@
                 <w:color w:val="000000"/>
                 <w:sz w:val="20"/>
               </w:rPr>
-              <w:t>las tareas del Sprint 1 se encuentran en ejecución dentro de su período planificado (semanas 5 y 6), siguiendo el orden base de datos, backend y frontend.</w:t>
+              <w:t>completado en su período (semanas 5 y 6): FS-HU-01 y FS-HU-02 implementadas, 43 de 43 horas registradas y siete casos de prueba aprobados. Quedan por realizar con el equipo la Sprint Review, la reunión retrospectiva y la aceptación formal del Product Owner en el documento de validación del sprint.</w:t>
             </w:r>
           </w:p>
           <w:p>
@@ -6393,7 +6795,29 @@
                 <w:color w:val="000000"/>
                 <w:sz w:val="20"/>
               </w:rPr>
-              <w:t xml:space="preserve">Sprints 2 a 5: </w:t>
+              <w:t xml:space="preserve">Sprint 2: </w:t>
+            </w:r>
+            <w:r>
+              <w:rPr>
+                <w:rFonts w:ascii="Calibri" w:hAnsi="Calibri"/>
+                <w:color w:val="000000"/>
+                <w:sz w:val="20"/>
+              </w:rPr>
+              <w:t>iniciado el 21-09-2026 (semanas 7 y 8). Ya están implementadas y probadas FS-HU-15, FS-HU-17, FS-HU-18 y FS-HU-19; FS-HU-03, FS-HU-04 y FS-HU-13 se inician tras la planificación del sprint, donde el equipo asignará tareas, horas y responsables.</w:t>
+            </w:r>
+          </w:p>
+          <w:p>
+            <w:pPr>
+              <w:spacing w:after="80"/>
+            </w:pPr>
+            <w:r>
+              <w:rPr>
+                <w:rFonts w:ascii="Calibri" w:hAnsi="Calibri"/>
+                <w:b/>
+                <w:color w:val="000000"/>
+                <w:sz w:val="20"/>
+              </w:rPr>
+              <w:t xml:space="preserve">Sprints 3 a 5: </w:t>
             </w:r>
             <w:r>
               <w:rPr>
@@ -6402,6 +6826,28 @@
                 <w:sz w:val="20"/>
               </w:rPr>
               <w:t>sus actividades aún no se inician porque corresponden a semanas posteriores según la Carta Gantt.</w:t>
+            </w:r>
+          </w:p>
+          <w:p>
+            <w:pPr>
+              <w:spacing w:after="80"/>
+            </w:pPr>
+            <w:r>
+              <w:rPr>
+                <w:rFonts w:ascii="Calibri" w:hAnsi="Calibri"/>
+                <w:b/>
+                <w:color w:val="000000"/>
+                <w:sz w:val="20"/>
+              </w:rPr>
+              <w:t xml:space="preserve">Acceso con Google (FS-HU-16): </w:t>
+            </w:r>
+            <w:r>
+              <w:rPr>
+                <w:rFonts w:ascii="Calibri" w:hAnsi="Calibri"/>
+                <w:color w:val="000000"/>
+                <w:sz w:val="20"/>
+              </w:rPr>
+              <w:t>no iniciada en su parte de integración porque requiere un ID de cliente de Google y una cuenta de correo del proyecto que aún no se ha podido crear. El botón ya está incorporado en las pantallas (desactivado) y la base de datos ya tiene la columna google_id, por lo que al obtener el ID solo falta conectar el endpoint. Si no se resuelve durante el Sprint 2, la historia pasa al Sprint 3.</w:t>
             </w:r>
           </w:p>
         </w:tc>

--- a/FASE 2/Evidencias Grupales/2.4_GuiaEstudiante_Fase 2_DesarrolloProyecto APT (Español).docx
+++ b/FASE 2/Evidencias Grupales/2.4_GuiaEstudiante_Fase 2_DesarrolloProyecto APT (Español).docx
@@ -737,7 +737,7 @@
                 <w:color w:val="000000"/>
                 <w:sz w:val="20"/>
               </w:rPr>
-              <w:t>se elaboró la DoD del proyecto con 15 criterios por historia de usuario (funcionalidad, código, pruebas, seguridad, despliegue, datos y documentación) y 5 criterios de cierre de sprint.</w:t>
+              <w:t>se elaboró la DoD del proyecto con 15 criterios por historia de usuario (funcionalidad, código, pruebas, seguridad, despliegue, datos y documentación) y 5 criterios de cierre de sprint. Está aprobada por el Product Owner y el Scrum Master; la aprobación del Scrum Master se registró con el primer pull request del equipo, revisado y fusionado en GitHub como exige la propia DoD.</w:t>
             </w:r>
           </w:p>
           <w:p>
@@ -2459,7 +2459,7 @@
                 <w:color w:val="000000"/>
                 <w:sz w:val="16"/>
               </w:rPr>
-              <w:t>Actividad agregada: entregable ágil obligatorio de la Fase 2. Documento creado; pendiente aprobación del equipo.</w:t>
+              <w:t>Actividad agregada: entregable ágil obligatorio de la Fase 2. DoD v1.5 aprobada por Rodrigo Cárcamo Rojas (20-09-2026) y Luis Méndez (22-09-2026, mediante pull request revisado en GitHub); falta la aprobación de Nicolás Silva.</w:t>
             </w:r>
           </w:p>
         </w:tc>

--- a/FASE 2/Evidencias Grupales/2.4_GuiaEstudiante_Fase 2_DesarrolloProyecto APT (Español).docx
+++ b/FASE 2/Evidencias Grupales/2.4_GuiaEstudiante_Fase 2_DesarrolloProyecto APT (Español).docx
@@ -636,7 +636,7 @@
                 <w:color w:val="000000"/>
                 <w:sz w:val="20"/>
               </w:rPr>
-              <w:t>Borrador en construcción — actualizado al 21-09-2026.</w:t>
+              <w:t>Borrador en construcción — actualizado al 23-09-2026.</w:t>
             </w:r>
           </w:p>
           <w:p>
@@ -685,7 +685,7 @@
                 <w:color w:val="000000"/>
                 <w:sz w:val="20"/>
               </w:rPr>
-              <w:t xml:space="preserve">Documento de Arquitectura del Sistema (DAS) v1.7: </w:t>
+              <w:t xml:space="preserve">Documento de Arquitectura del Sistema (DAS) v1.11: </w:t>
             </w:r>
             <w:r>
               <w:rPr>
@@ -759,7 +759,7 @@
                 <w:color w:val="000000"/>
                 <w:sz w:val="20"/>
               </w:rPr>
-              <w:t>se creó la estructura base del repositorio (frontend, backend y shared) y el README con la descripción del proyecto y el stack.</w:t>
+              <w:t>se creó la estructura base del repositorio (frontend, backend y shared) y el README con la descripción del proyecto y el stack. Desde el 23-09-2026 la rama main está protegida: los cambios de los integrantes entran por pull request y solo los aprueba el Product Owner.</w:t>
             </w:r>
           </w:p>
           <w:p>
@@ -869,7 +869,29 @@
                 <w:color w:val="000000"/>
                 <w:sz w:val="20"/>
               </w:rPr>
-              <w:t>se construyó un asistente de 4 pasos (datos personales, objetivos y estilo de vida, información de salud y cierre con el requerimiento calórico estimado) y un resumen del perfil con "Editar" por sección, en computador y celular, con las historias nuevas FS-HU-18 y FS-HU-19. El registro se simplificó para que tenga el mismo formato que el inicio de sesión. El sistema suma 91 pruebas automatizadas (58 en el backend y 33 en el frontend) y 19 casos de prueba manuales aprobados.</w:t>
+              <w:t>se construyó un asistente de 4 pasos (datos personales, objetivos y estilo de vida, información de salud y cierre con el requerimiento calórico estimado) y un resumen del perfil con "Editar" por sección, en computador y celular, con las historias nuevas FS-HU-18 y FS-HU-19. El registro se simplificó para que tenga el mismo formato que el inicio de sesión.</w:t>
+            </w:r>
+          </w:p>
+          <w:p>
+            <w:pPr>
+              <w:spacing w:after="80"/>
+            </w:pPr>
+            <w:r>
+              <w:rPr>
+                <w:rFonts w:ascii="Calibri" w:hAnsi="Calibri"/>
+                <w:b/>
+                <w:color w:val="000000"/>
+                <w:sz w:val="20"/>
+              </w:rPr>
+              <w:t xml:space="preserve">Portada pública (Sprint 2): </w:t>
+            </w:r>
+            <w:r>
+              <w:rPr>
+                <w:rFonts w:ascii="Calibri" w:hAnsi="Calibri"/>
+                <w:color w:val="000000"/>
+                <w:sz w:val="20"/>
+              </w:rPr>
+              <w:t>Nicolás Silva construyó la portada de FitSearch, que presenta las funciones disponibles y las próximas e invita a crear una cuenta o iniciar sesión. El Product Owner definió que la portada es solo para quien no ha iniciado sesión: con la sesión iniciada se va directo al perfil y al cerrar sesión se vuelve a la portada. Se registró como FS-HU-20. El sistema suma 96 pruebas automatizadas (58 en el backend y 38 en el frontend) y 23 casos de prueba manuales aprobados.</w:t>
             </w:r>
           </w:p>
         </w:tc>
@@ -2459,7 +2481,7 @@
                 <w:color w:val="000000"/>
                 <w:sz w:val="16"/>
               </w:rPr>
-              <w:t>Actividad agregada: entregable ágil obligatorio de la Fase 2. DoD v1.5 aprobada por Rodrigo Cárcamo Rojas (20-09-2026) y Luis Méndez (22-09-2026, mediante pull request revisado en GitHub); falta la aprobación de Nicolás Silva.</w:t>
+              <w:t>Actividad agregada: entregable ágil obligatorio de la Fase 2. DoD v1.6 (23-09-2026: solo se actualizó el alcance a FS-HU-20). La v1.5 fue aprobada por Rodrigo Cárcamo Rojas (20-09-2026) y Luis Méndez (22-09-2026, mediante pull request revisado en GitHub); falta la aprobación de Nicolás Silva.</w:t>
             </w:r>
           </w:p>
         </w:tc>
@@ -2616,7 +2638,7 @@
                 <w:color w:val="000000"/>
                 <w:sz w:val="16"/>
               </w:rPr>
-              <w:t>Actividad agregada: evidencia del Informe de Avance (semana 9). Versión 1.6 completada.</w:t>
+              <w:t>Actividad agregada: evidencia del Informe de Avance (semana 9). Versión 1.11 al 23-09-2026.</w:t>
             </w:r>
           </w:p>
         </w:tc>
@@ -5129,6 +5151,163 @@
                 <w:sz w:val="16"/>
               </w:rPr>
               <w:t>Actividad agregada: historias nuevas de la épica E1 (DAS v1.7). Al 21-09-2026: implementadas y probadas (CP-014 a CP-019).</w:t>
+            </w:r>
+          </w:p>
+        </w:tc>
+      </w:tr>
+      <w:tr>
+        <w:trPr>
+          <w:trHeight w:val="2410"/>
+        </w:trPr>
+        <w:tc>
+          <w:tcPr>
+            <w:tcW w:w="1328" w:type="dxa"/>
+          </w:tcPr>
+          <w:p>
+            <w:pPr>
+              <w:spacing w:after="80"/>
+              <w:jc w:val="both"/>
+            </w:pPr>
+            <w:r>
+              <w:rPr>
+                <w:rFonts w:ascii="Calibri" w:hAnsi="Calibri"/>
+                <w:color w:val="000000"/>
+                <w:sz w:val="16"/>
+              </w:rPr>
+              <w:t>C4</w:t>
+            </w:r>
+          </w:p>
+        </w:tc>
+        <w:tc>
+          <w:tcPr>
+            <w:tcW w:w="1077" w:type="dxa"/>
+          </w:tcPr>
+          <w:p>
+            <w:pPr>
+              <w:spacing w:after="80"/>
+              <w:jc w:val="both"/>
+            </w:pPr>
+            <w:r>
+              <w:rPr>
+                <w:rFonts w:ascii="Calibri" w:hAnsi="Calibri"/>
+                <w:color w:val="000000"/>
+                <w:sz w:val="16"/>
+              </w:rPr>
+              <w:t>Portada pública (FS-HU-20)</w:t>
+            </w:r>
+          </w:p>
+        </w:tc>
+        <w:tc>
+          <w:tcPr>
+            <w:tcW w:w="1276" w:type="dxa"/>
+          </w:tcPr>
+          <w:p>
+            <w:pPr>
+              <w:spacing w:after="80"/>
+              <w:jc w:val="both"/>
+            </w:pPr>
+            <w:r>
+              <w:rPr>
+                <w:rFonts w:ascii="Calibri" w:hAnsi="Calibri"/>
+                <w:color w:val="000000"/>
+                <w:sz w:val="16"/>
+              </w:rPr>
+              <w:t>React, Vite</w:t>
+            </w:r>
+          </w:p>
+        </w:tc>
+        <w:tc>
+          <w:tcPr>
+            <w:tcW w:w="1276" w:type="dxa"/>
+          </w:tcPr>
+          <w:p>
+            <w:pPr>
+              <w:spacing w:after="80"/>
+              <w:jc w:val="both"/>
+            </w:pPr>
+            <w:r>
+              <w:rPr>
+                <w:rFonts w:ascii="Calibri" w:hAnsi="Calibri"/>
+                <w:color w:val="000000"/>
+                <w:sz w:val="16"/>
+              </w:rPr>
+              <w:t>Semanas 7-8</w:t>
+            </w:r>
+          </w:p>
+        </w:tc>
+        <w:tc>
+          <w:tcPr>
+            <w:tcW w:w="1275" w:type="dxa"/>
+          </w:tcPr>
+          <w:p>
+            <w:pPr>
+              <w:spacing w:after="80"/>
+              <w:jc w:val="both"/>
+            </w:pPr>
+            <w:r>
+              <w:rPr>
+                <w:rFonts w:ascii="Calibri" w:hAnsi="Calibri"/>
+                <w:color w:val="000000"/>
+                <w:sz w:val="16"/>
+              </w:rPr>
+              <w:t>Nicolás Silva (portada) y Rodrigo Cárcamo Rojas (flujo de sesión)</w:t>
+            </w:r>
+          </w:p>
+        </w:tc>
+        <w:tc>
+          <w:tcPr>
+            <w:tcW w:w="1276" w:type="dxa"/>
+          </w:tcPr>
+          <w:p>
+            <w:pPr>
+              <w:spacing w:after="80"/>
+              <w:jc w:val="both"/>
+            </w:pPr>
+            <w:r>
+              <w:rPr>
+                <w:rFonts w:ascii="Calibri" w:hAnsi="Calibri"/>
+                <w:color w:val="000000"/>
+                <w:sz w:val="16"/>
+              </w:rPr>
+              <w:t>Facilita: reutiliza la identidad visual y los componentes de las pantallas de acceso.</w:t>
+            </w:r>
+          </w:p>
+        </w:tc>
+        <w:tc>
+          <w:tcPr>
+            <w:tcW w:w="1418" w:type="dxa"/>
+          </w:tcPr>
+          <w:p>
+            <w:pPr>
+              <w:spacing w:after="80"/>
+              <w:jc w:val="both"/>
+            </w:pPr>
+            <w:r>
+              <w:rPr>
+                <w:rFonts w:ascii="Calibri" w:hAnsi="Calibri"/>
+                <w:color w:val="000000"/>
+                <w:sz w:val="16"/>
+              </w:rPr>
+              <w:t>En curso</w:t>
+            </w:r>
+          </w:p>
+        </w:tc>
+        <w:tc>
+          <w:tcPr>
+            <w:tcW w:w="850" w:type="dxa"/>
+          </w:tcPr>
+          <w:p>
+            <w:pPr>
+              <w:spacing w:after="80"/>
+              <w:jc w:val="both"/>
+            </w:pPr>
+            <w:r>
+              <w:rPr>
+                <w:rFonts w:ascii="Calibri" w:hAnsi="Calibri"/>
+                <w:color w:val="000000"/>
+                <w:sz w:val="16"/>
+              </w:rPr>
+              <w:t>Actividad agregada: historia nueva de la épica E1 (DAS v1.11). Al 23-09-2026: implementada y probada (CP-020 a CP-023); falta la revisión de código.</w:t>
             </w:r>
           </w:p>
         </w:tc>
@@ -6444,6 +6623,28 @@
                 <w:sz w:val="20"/>
               </w:rPr>
               <w:t>a partir del diseño del perfil entregado por el Product Owner se incorporaron FS-HU-18 "Objetivos y estilo de vida" (3 puntos) y FS-HU-19 "Información de salud" (5 puntos), ambas de prioridad media y en el Sprint 2, que pasa de 28 a 36 puntos. El formulario del perfil se reemplazó por un asistente de 4 pasos y un resumen editable. Se descartaron el menú lateral y las fotografías del diseño (se usan degradados de la marca) y los campos de texto libre en la información de salud, por minimización de datos.</w:t>
+            </w:r>
+          </w:p>
+          <w:p>
+            <w:pPr>
+              <w:spacing w:after="80"/>
+            </w:pPr>
+            <w:r>
+              <w:rPr>
+                <w:rFonts w:ascii="Calibri" w:hAnsi="Calibri"/>
+                <w:b/>
+                <w:color w:val="000000"/>
+                <w:sz w:val="20"/>
+              </w:rPr>
+              <w:t xml:space="preserve">Portada pública (épica E1): </w:t>
+            </w:r>
+            <w:r>
+              <w:rPr>
+                <w:rFonts w:ascii="Calibri" w:hAnsi="Calibri"/>
+                <w:color w:val="000000"/>
+                <w:sz w:val="20"/>
+              </w:rPr>
+              <w:t>se incorporó FS-HU-20 "Portada pública" (2 puntos, prioridad media, Sprint 2), que pasa de 36 a 38 puntos. La portada la construyó Nicolás Silva y el Product Owner ajustó el flujo: es solo para quien no ha iniciado sesión, con la sesión iniciada se va directo al perfil y al cerrar sesión se vuelve a la portada (antes se volvía al inicio de sesión).</w:t>
             </w:r>
           </w:p>
           <w:p>
@@ -6803,7 +7004,7 @@
                 <w:color w:val="000000"/>
                 <w:sz w:val="20"/>
               </w:rPr>
-              <w:t>iniciado el 21-09-2026 (semanas 7 y 8). Ya están implementadas y probadas FS-HU-15, FS-HU-17, FS-HU-18 y FS-HU-19; FS-HU-03, FS-HU-04 y FS-HU-13 se inician tras la planificación del sprint, donde el equipo asignará tareas, horas y responsables.</w:t>
+              <w:t>iniciado el 21-09-2026 (semanas 7 y 8). Ya están implementadas y probadas FS-HU-15, FS-HU-17, FS-HU-18, FS-HU-19 y FS-HU-20; FS-HU-03, FS-HU-04 y FS-HU-13 se inician tras la planificación del sprint, donde el equipo asignará tareas, horas y responsables.</w:t>
             </w:r>
           </w:p>
           <w:p>

--- a/FASE 2/Evidencias Grupales/2.4_GuiaEstudiante_Fase 2_DesarrolloProyecto APT (Español).docx
+++ b/FASE 2/Evidencias Grupales/2.4_GuiaEstudiante_Fase 2_DesarrolloProyecto APT (Español).docx
@@ -737,7 +737,7 @@
                 <w:color w:val="000000"/>
                 <w:sz w:val="20"/>
               </w:rPr>
-              <w:t>se elaboró la DoD del proyecto con 15 criterios por historia de usuario (funcionalidad, código, pruebas, seguridad, despliegue, datos y documentación) y 5 criterios de cierre de sprint. Está aprobada por el Product Owner y el Scrum Master; la aprobación del Scrum Master se registró con el primer pull request del equipo, revisado y fusionado en GitHub como exige la propia DoD.</w:t>
+              <w:t>se elaboró la DoD del proyecto con 15 criterios por historia de usuario (funcionalidad, código, pruebas, seguridad, despliegue, datos y documentación) y 5 criterios de cierre de sprint. Está aprobada por los tres integrantes; las aprobaciones de Luis Méndez (Scrum Master) y Nicolás Silva se registraron mediante pull request en GitHub (#1 y #5), revisados y fusionados como exige la propia DoD.</w:t>
             </w:r>
           </w:p>
           <w:p>
@@ -2462,7 +2462,7 @@
                 <w:color w:val="000000"/>
                 <w:sz w:val="16"/>
               </w:rPr>
-              <w:t>En curso</w:t>
+              <w:t>Completado</w:t>
             </w:r>
           </w:p>
         </w:tc>
@@ -2481,7 +2481,7 @@
                 <w:color w:val="000000"/>
                 <w:sz w:val="16"/>
               </w:rPr>
-              <w:t>Actividad agregada: entregable ágil obligatorio de la Fase 2. DoD v1.6 (23-09-2026: solo se actualizó el alcance a FS-HU-20). La v1.5 fue aprobada por Rodrigo Cárcamo Rojas (20-09-2026) y Luis Méndez (22-09-2026, mediante pull request revisado en GitHub); falta la aprobación de Nicolás Silva.</w:t>
+              <w:t>Actividad agregada: entregable ágil obligatorio de la Fase 2. DoD v1.6 (23-09-2026: solo se actualizó el alcance a FS-HU-20). Aprobada por los tres integrantes: Rodrigo Cárcamo Rojas (20-09-2026), Luis Méndez (22-09-2026, pull request #1) y Nicolás Silva (22-09-2026, pull request #5).</w:t>
             </w:r>
           </w:p>
         </w:tc>

--- a/FASE 2/Evidencias Grupales/2.4_GuiaEstudiante_Fase 2_DesarrolloProyecto APT (Español).docx
+++ b/FASE 2/Evidencias Grupales/2.4_GuiaEstudiante_Fase 2_DesarrolloProyecto APT (Español).docx
@@ -6982,7 +6982,7 @@
                 <w:color w:val="000000"/>
                 <w:sz w:val="20"/>
               </w:rPr>
-              <w:t>completado en su período (semanas 5 y 6): FS-HU-01 y FS-HU-02 implementadas, 43 de 43 horas registradas y siete casos de prueba aprobados. Quedan por realizar con el equipo la Sprint Review, la reunión retrospectiva y la aceptación formal del Product Owner en el documento de validación del sprint.</w:t>
+              <w:t>completado en su período (semanas 5 y 6): FS-HU-01 y FS-HU-02 implementadas, 43 de 43 horas registradas y siete casos de prueba aprobados. La retrospectiva se realizó por escrito el 24-09-2026 (por la dificultad para coordinar horarios) y quedó registrada en su plantilla. El Product Owner aceptó FS-HU-01 y FS-HU-02 el 24-09-2026, con una excepción registrada a DoD-03 (el código del sprint se integró sin pull request) y la revisión posterior del código en GitHub, que Luis Méndez aprobó en el PR #6 el 24-09-2026. Con esto el Sprint 1 cumple sus criterios de cierre.</w:t>
             </w:r>
           </w:p>
           <w:p>
